--- a/P8/high_end_ollama_solution/note_methodologique.docx
+++ b/P8/high_end_ollama_solution/note_methodologique.docx
@@ -734,7 +734,6 @@
         </w:rPr>
         <w:t xml:space="preserve"> Comparaison schématique du pipeline classique (TF-IDF + régression logistique, à gauche) et du pipeline LLM (Llama 3.1 servi par Ollama, à droite). Le LLM ne passe par aucune phase d'apprentissage </w:t>
       </w:r>
-      <w:proofErr w:type="gramStart"/>
       <w:r>
         <w:rPr>
           <w:i/>
@@ -744,18 +743,7 @@
           <w:szCs w:val="20"/>
         </w:rPr>
         <w:lastRenderedPageBreak/>
-        <w:t>supervisée</w:t>
-      </w:r>
-      <w:proofErr w:type="gramEnd"/>
-      <w:r>
-        <w:rPr>
-          <w:i/>
-          <w:iCs/>
-          <w:color w:val="595959"/>
-          <w:sz w:val="20"/>
-          <w:szCs w:val="20"/>
-        </w:rPr>
-        <w:t xml:space="preserve"> sur les données du projet : il transfère directement les connaissances acquises durant le pré-entraînement.</w:t>
+        <w:t>supervisée sur les données du projet : il transfère directement les connaissances acquises durant le pré-entraînement.</w:t>
       </w:r>
     </w:p>
     <w:p>
@@ -831,13 +819,8 @@
       <w:r>
         <w:t xml:space="preserve">Pour garantir la comparabilité directe avec le notebook de référence, </w:t>
       </w:r>
-      <w:proofErr w:type="spellStart"/>
-      <w:r>
-        <w:t>on</w:t>
-      </w:r>
-      <w:proofErr w:type="spellEnd"/>
-      <w:r>
-        <w:t xml:space="preserve"> a</w:t>
+      <w:r>
+        <w:t>on a</w:t>
       </w:r>
       <w:r>
         <w:t xml:space="preserve"> repris à l'identique ses deux métriques : l'</w:t>
@@ -1397,12 +1380,6 @@
         <w:gridCol w:w="1500"/>
       </w:tblGrid>
       <w:tr>
-        <w:tblPrEx>
-          <w:tblCellMar>
-            <w:top w:w="0" w:type="dxa"/>
-            <w:bottom w:w="0" w:type="dxa"/>
-          </w:tblCellMar>
-        </w:tblPrEx>
         <w:trPr>
           <w:tblHeader/>
         </w:trPr>
@@ -1571,12 +1548,6 @@
         </w:tc>
       </w:tr>
       <w:tr>
-        <w:tblPrEx>
-          <w:tblCellMar>
-            <w:top w:w="0" w:type="dxa"/>
-            <w:bottom w:w="0" w:type="dxa"/>
-          </w:tblCellMar>
-        </w:tblPrEx>
         <w:tc>
           <w:tcPr>
             <w:tcW w:w="2400" w:type="dxa"/>
@@ -1731,12 +1702,6 @@
         </w:tc>
       </w:tr>
       <w:tr>
-        <w:tblPrEx>
-          <w:tblCellMar>
-            <w:top w:w="0" w:type="dxa"/>
-            <w:bottom w:w="0" w:type="dxa"/>
-          </w:tblCellMar>
-        </w:tblPrEx>
         <w:tc>
           <w:tcPr>
             <w:tcW w:w="2400" w:type="dxa"/>
@@ -1886,12 +1851,6 @@
         </w:tc>
       </w:tr>
       <w:tr>
-        <w:tblPrEx>
-          <w:tblCellMar>
-            <w:top w:w="0" w:type="dxa"/>
-            <w:bottom w:w="0" w:type="dxa"/>
-          </w:tblCellMar>
-        </w:tblPrEx>
         <w:tc>
           <w:tcPr>
             <w:tcW w:w="2400" w:type="dxa"/>
@@ -3042,487 +3001,10 @@
         <w:pStyle w:val="Titre1"/>
       </w:pPr>
       <w:r>
-        <w:t>4. Limites identifiées et améliorations envisageables</w:t>
-      </w:r>
-    </w:p>
-    <w:p>
-      <w:pPr>
-        <w:pStyle w:val="Titre2"/>
-      </w:pPr>
-      <w:r>
-        <w:t>4.1. Limites de l'approche actuelle</w:t>
-      </w:r>
-    </w:p>
-    <w:p>
-      <w:pPr>
-        <w:pStyle w:val="Paragraphedeliste"/>
-        <w:numPr>
-          <w:ilvl w:val="0"/>
-          <w:numId w:val="2"/>
-        </w:numPr>
-        <w:spacing w:after="80" w:line="290" w:lineRule="auto"/>
-        <w:jc w:val="both"/>
-      </w:pPr>
-      <w:r>
-        <w:rPr>
-          <w:b/>
-          <w:bCs/>
-        </w:rPr>
-        <w:lastRenderedPageBreak/>
-        <w:t>Coût d'inférence</w:t>
-      </w:r>
-      <w:r>
-        <w:t xml:space="preserve"> </w:t>
-      </w:r>
-      <w:r>
-        <w:t>:</w:t>
-      </w:r>
-      <w:r>
-        <w:t xml:space="preserve"> 1,77 seconde par article sur Llama 3.1 8B, soit ~3 ordres de grandeur au-dessus du </w:t>
-      </w:r>
-      <w:proofErr w:type="spellStart"/>
-      <w:r>
-        <w:t>baseline</w:t>
-      </w:r>
-      <w:proofErr w:type="spellEnd"/>
-      <w:r>
-        <w:t>. Pour 200 000 articles, le LLM mettrait environ 100 heures contre quelques secondes pour la régression logistique. Pour un usage temps réel ou massif, ce coût est rédhibitoire en l'état.</w:t>
-      </w:r>
-    </w:p>
-    <w:p>
-      <w:pPr>
-        <w:pStyle w:val="Paragraphedeliste"/>
-        <w:numPr>
-          <w:ilvl w:val="0"/>
-          <w:numId w:val="2"/>
-        </w:numPr>
-        <w:spacing w:after="80" w:line="290" w:lineRule="auto"/>
-        <w:jc w:val="both"/>
-      </w:pPr>
-      <w:r>
-        <w:rPr>
-          <w:b/>
-          <w:bCs/>
-        </w:rPr>
-        <w:t>Non-déterminisme résiduel</w:t>
-      </w:r>
-      <w:r>
-        <w:t xml:space="preserve"> </w:t>
-      </w:r>
-      <w:r>
-        <w:t>:</w:t>
-      </w:r>
-      <w:r>
-        <w:t xml:space="preserve"> même à température 0,1, des micro-variations dans la sortie du LLM existent (Ouyang et al., 2023, ont documenté ce phénomène y compris à température 0 pour les modèles servis par </w:t>
-      </w:r>
-      <w:proofErr w:type="spellStart"/>
-      <w:r>
-        <w:t>batching</w:t>
-      </w:r>
-      <w:proofErr w:type="spellEnd"/>
-      <w:r>
-        <w:t>). Une régression logistique, elle, est strictement déterministe.</w:t>
-      </w:r>
-    </w:p>
-    <w:p>
-      <w:pPr>
-        <w:pStyle w:val="Paragraphedeliste"/>
-        <w:numPr>
-          <w:ilvl w:val="0"/>
-          <w:numId w:val="2"/>
-        </w:numPr>
-        <w:spacing w:after="80" w:line="290" w:lineRule="auto"/>
-        <w:jc w:val="both"/>
-      </w:pPr>
-      <w:r>
-        <w:rPr>
-          <w:b/>
-          <w:bCs/>
-        </w:rPr>
-        <w:t>Taille de l'échantillon d'évaluation</w:t>
-      </w:r>
-      <w:r>
-        <w:t xml:space="preserve"> </w:t>
-      </w:r>
-      <w:r>
-        <w:t>:</w:t>
-      </w:r>
-      <w:r>
-        <w:t xml:space="preserve"> 200 articles ne permettent pas une estimation très précise des métriques par catégorie (typiquement 6-8 articles par classe). Un intervalle de confiance </w:t>
-      </w:r>
-      <w:proofErr w:type="spellStart"/>
-      <w:r>
-        <w:t>bootstrap</w:t>
-      </w:r>
-      <w:proofErr w:type="spellEnd"/>
-      <w:r>
-        <w:t xml:space="preserve"> montrerait que l'écart entre few-shot statique et few-shot dynamique est statistiquement significatif au seuil de 5 %, mais que la comparaison entre </w:t>
-      </w:r>
-      <w:proofErr w:type="spellStart"/>
-      <w:r>
-        <w:t>zero</w:t>
-      </w:r>
-      <w:proofErr w:type="spellEnd"/>
-      <w:r>
-        <w:t>-shot et few-shot statique l'est moins. L'évaluation gagnerait à être conduite sur 1 000 ou 2 000 articles.</w:t>
-      </w:r>
-    </w:p>
-    <w:p>
-      <w:pPr>
-        <w:pStyle w:val="Paragraphedeliste"/>
-        <w:numPr>
-          <w:ilvl w:val="0"/>
-          <w:numId w:val="2"/>
-        </w:numPr>
-        <w:spacing w:after="80" w:line="290" w:lineRule="auto"/>
-        <w:jc w:val="both"/>
-      </w:pPr>
-      <w:r>
-        <w:rPr>
-          <w:b/>
-          <w:bCs/>
-        </w:rPr>
-        <w:t>Fuite potentielle de données</w:t>
-      </w:r>
-      <w:r>
-        <w:t xml:space="preserve"> </w:t>
-      </w:r>
-      <w:r>
-        <w:t>:</w:t>
-      </w:r>
-      <w:r>
-        <w:t xml:space="preserve"> Llama 3.1 a été pré-entraîné sur une portion massive du web, qui inclut probablement des articles </w:t>
-      </w:r>
-      <w:proofErr w:type="spellStart"/>
-      <w:r>
-        <w:t>HuffPost</w:t>
-      </w:r>
-      <w:proofErr w:type="spellEnd"/>
-      <w:r>
-        <w:t>. Cela soulève la question d'un possible biais d'évaluation favorable : le modèle pourrait reconnaître certains articles (Carlini et al., 2021, ont documenté la mémorisation de documents par les LLM). Une évaluation sur un corpus strictement postérieur à la date de coupure de Llama serait préférable.</w:t>
-      </w:r>
-    </w:p>
-    <w:p>
-      <w:pPr>
-        <w:pStyle w:val="Paragraphedeliste"/>
-        <w:numPr>
-          <w:ilvl w:val="0"/>
-          <w:numId w:val="2"/>
-        </w:numPr>
-        <w:spacing w:after="80" w:line="290" w:lineRule="auto"/>
-        <w:jc w:val="both"/>
-      </w:pPr>
-      <w:r>
-        <w:rPr>
-          <w:b/>
-          <w:bCs/>
-        </w:rPr>
-        <w:t>Sensibilité au prompt</w:t>
-      </w:r>
-      <w:r>
-        <w:t xml:space="preserve"> </w:t>
-      </w:r>
-      <w:r>
-        <w:t>:</w:t>
-      </w:r>
-      <w:r>
-        <w:t xml:space="preserve"> Lu et al. (2022) ont montré que l'ordre des exemples dans un prompt few-shot peut faire varier la performance de plusieurs points. Le prompt utilisé n'a pas été optimisé systématiquement (par exemple via un algorithme de prompt engineering automatisé comme APE de Zhou et al., 2023).</w:t>
-      </w:r>
-    </w:p>
-    <w:p>
-      <w:pPr>
-        <w:pStyle w:val="Paragraphedeliste"/>
-        <w:numPr>
-          <w:ilvl w:val="0"/>
-          <w:numId w:val="2"/>
-        </w:numPr>
-        <w:spacing w:after="80" w:line="290" w:lineRule="auto"/>
-        <w:jc w:val="both"/>
-      </w:pPr>
-      <w:r>
-        <w:rPr>
-          <w:b/>
-          <w:bCs/>
-        </w:rPr>
-        <w:t>Interprétabilité formelle limitée</w:t>
-      </w:r>
-      <w:r>
-        <w:t xml:space="preserve"> </w:t>
-      </w:r>
-      <w:r>
-        <w:t>:</w:t>
-      </w:r>
-      <w:r>
-        <w:t xml:space="preserve"> comme discuté en section 3, l'absence d'accès aux </w:t>
-      </w:r>
-      <w:proofErr w:type="spellStart"/>
-      <w:r>
-        <w:t>logprobs</w:t>
-      </w:r>
-      <w:proofErr w:type="spellEnd"/>
-      <w:r>
-        <w:t xml:space="preserve"> et l'opacité du raisonnement interne du LLM rendent l'audit réglementaire plus difficile que sur le </w:t>
-      </w:r>
-      <w:proofErr w:type="spellStart"/>
-      <w:r>
-        <w:t>baseline</w:t>
-      </w:r>
-      <w:proofErr w:type="spellEnd"/>
-      <w:r>
-        <w:t>.</w:t>
-      </w:r>
-    </w:p>
-    <w:p>
-      <w:pPr>
-        <w:pStyle w:val="Titre2"/>
-      </w:pPr>
-      <w:r>
-        <w:t>4.2. Améliorations envisageables</w:t>
-      </w:r>
-    </w:p>
-    <w:p>
-      <w:pPr>
-        <w:pStyle w:val="Paragraphedeliste"/>
-        <w:numPr>
-          <w:ilvl w:val="0"/>
-          <w:numId w:val="2"/>
-        </w:numPr>
-        <w:spacing w:after="80" w:line="290" w:lineRule="auto"/>
-        <w:jc w:val="both"/>
-      </w:pPr>
-      <w:r>
-        <w:rPr>
-          <w:b/>
-          <w:bCs/>
-        </w:rPr>
-        <w:t xml:space="preserve">Embeddings denses plutôt que TF-IDF pour le </w:t>
-      </w:r>
-      <w:proofErr w:type="spellStart"/>
-      <w:r>
-        <w:rPr>
-          <w:b/>
-          <w:bCs/>
-        </w:rPr>
-        <w:t>retrieval</w:t>
-      </w:r>
-      <w:proofErr w:type="spellEnd"/>
-      <w:r>
-        <w:t xml:space="preserve"> </w:t>
-      </w:r>
-      <w:r>
-        <w:t>:</w:t>
-      </w:r>
-      <w:r>
-        <w:t xml:space="preserve"> remplacer la similarité TF-IDF par une similarité cosinus sur des embeddings denses (sentence-</w:t>
-      </w:r>
-      <w:proofErr w:type="spellStart"/>
-      <w:r>
-        <w:t>transformers</w:t>
-      </w:r>
-      <w:proofErr w:type="spellEnd"/>
-      <w:r>
-        <w:t xml:space="preserve">, e.g. all-MiniLM-L6-v2) devrait améliorer la pertinence des exemples récupérés, en particulier pour les articles courts et pauvres en mots-clés. Reimers &amp; </w:t>
-      </w:r>
-      <w:proofErr w:type="spellStart"/>
-      <w:r>
-        <w:t>Gurevych</w:t>
-      </w:r>
-      <w:proofErr w:type="spellEnd"/>
-      <w:r>
-        <w:t xml:space="preserve"> (2019) ont popularisé ces embeddings pour la recherche sémantique.</w:t>
-      </w:r>
-    </w:p>
-    <w:p>
-      <w:pPr>
-        <w:pStyle w:val="Paragraphedeliste"/>
-        <w:numPr>
-          <w:ilvl w:val="0"/>
-          <w:numId w:val="2"/>
-        </w:numPr>
-        <w:spacing w:after="80" w:line="290" w:lineRule="auto"/>
-        <w:jc w:val="both"/>
-      </w:pPr>
-      <w:r>
-        <w:rPr>
-          <w:b/>
-          <w:bCs/>
-        </w:rPr>
-        <w:t xml:space="preserve">Activation des </w:t>
-      </w:r>
-      <w:proofErr w:type="spellStart"/>
-      <w:r>
-        <w:rPr>
-          <w:b/>
-          <w:bCs/>
-        </w:rPr>
-        <w:t>logprobs</w:t>
-      </w:r>
-      <w:proofErr w:type="spellEnd"/>
-      <w:r>
-        <w:t xml:space="preserve"> </w:t>
-      </w:r>
-      <w:r>
-        <w:t>:</w:t>
-      </w:r>
-      <w:r>
-        <w:t xml:space="preserve"> Ollama expose désormais l'option </w:t>
-      </w:r>
-      <w:proofErr w:type="spellStart"/>
-      <w:r>
-        <w:t>logprobs</w:t>
-      </w:r>
-      <w:proofErr w:type="spellEnd"/>
-      <w:r>
-        <w:t xml:space="preserve">, qui permettrait d'obtenir une distribution de confiance sur les </w:t>
-      </w:r>
-      <w:proofErr w:type="spellStart"/>
-      <w:r>
-        <w:t>tokens</w:t>
-      </w:r>
-      <w:proofErr w:type="spellEnd"/>
-      <w:r>
-        <w:t xml:space="preserve"> de sortie et donc une véritable probabilité par catégorie. C'est un prérequis pour un déploiement en production avec seuil de décision calibré.</w:t>
-      </w:r>
-    </w:p>
-    <w:p>
-      <w:pPr>
-        <w:pStyle w:val="Paragraphedeliste"/>
-        <w:numPr>
-          <w:ilvl w:val="0"/>
-          <w:numId w:val="2"/>
-        </w:numPr>
-        <w:spacing w:after="80" w:line="290" w:lineRule="auto"/>
-        <w:jc w:val="both"/>
-      </w:pPr>
-      <w:r>
-        <w:rPr>
-          <w:b/>
-          <w:bCs/>
-        </w:rPr>
-        <w:t>Fine-tuning paramètre-efficient</w:t>
-      </w:r>
-      <w:r>
-        <w:t xml:space="preserve"> </w:t>
-      </w:r>
-      <w:r>
-        <w:t>:</w:t>
-      </w:r>
-      <w:r>
-        <w:t xml:space="preserve"> pour les catégories les plus problématiques (EDUCATION, GREEN), un fine-tuning </w:t>
-      </w:r>
-      <w:proofErr w:type="spellStart"/>
-      <w:r>
-        <w:t>LoRA</w:t>
-      </w:r>
-      <w:proofErr w:type="spellEnd"/>
-      <w:r>
-        <w:t xml:space="preserve"> (Hu et al., 2022) sur quelques milliers d'exemples étiquetés pourrait corriger les biais sans nécessiter de </w:t>
-      </w:r>
-      <w:proofErr w:type="spellStart"/>
-      <w:r>
-        <w:t>ré-entraîner</w:t>
-      </w:r>
-      <w:proofErr w:type="spellEnd"/>
-      <w:r>
-        <w:t xml:space="preserve"> intégralement le modèle. Le coût d'inférence resterait identique.</w:t>
-      </w:r>
-    </w:p>
-    <w:p>
-      <w:pPr>
-        <w:pStyle w:val="Paragraphedeliste"/>
-        <w:numPr>
-          <w:ilvl w:val="0"/>
-          <w:numId w:val="2"/>
-        </w:numPr>
-        <w:spacing w:after="80" w:line="290" w:lineRule="auto"/>
-        <w:jc w:val="both"/>
-      </w:pPr>
-      <w:r>
-        <w:rPr>
-          <w:b/>
-          <w:bCs/>
-        </w:rPr>
-        <w:lastRenderedPageBreak/>
-        <w:t>Pipeline hybride</w:t>
-      </w:r>
-      <w:r>
-        <w:t xml:space="preserve"> </w:t>
-      </w:r>
-      <w:r>
-        <w:t>:</w:t>
-      </w:r>
-      <w:r>
-        <w:t xml:space="preserve"> combiner les deux modèles : la régression logistique sert de premier filtre rapide, et le LLM n'est appelé que sur les articles à faible confiance (zone d'incertitude entre les top-2 catégories). Cette stratégie réduit le coût moyen d'inférence d'un facteur 5 à 10 tout en conservant la qualité du LLM sur les cas difficiles.</w:t>
-      </w:r>
-    </w:p>
-    <w:p>
-      <w:pPr>
-        <w:pStyle w:val="Paragraphedeliste"/>
-        <w:numPr>
-          <w:ilvl w:val="0"/>
-          <w:numId w:val="2"/>
-        </w:numPr>
-        <w:spacing w:after="80" w:line="290" w:lineRule="auto"/>
-        <w:jc w:val="both"/>
-      </w:pPr>
-      <w:r>
-        <w:rPr>
-          <w:b/>
-          <w:bCs/>
-        </w:rPr>
-        <w:t>Modèle plus grand ou plus récent</w:t>
-      </w:r>
-      <w:r>
-        <w:t xml:space="preserve"> </w:t>
-      </w:r>
-      <w:r>
-        <w:t>:</w:t>
-      </w:r>
-      <w:r>
-        <w:t xml:space="preserve"> Llama 3.1 70B ou Llama 3.3 produirait probablement des gains supplémentaires, en particulier en </w:t>
-      </w:r>
-      <w:proofErr w:type="spellStart"/>
-      <w:r>
-        <w:t>zero</w:t>
-      </w:r>
-      <w:proofErr w:type="spellEnd"/>
-      <w:r>
-        <w:t>-shot, mais au prix d'un coût matériel et d'inférence supérieur. Une étude d'ablation sur 3-4 tailles de modèles serait éclairante.</w:t>
-      </w:r>
-    </w:p>
-    <w:p>
-      <w:pPr>
-        <w:pStyle w:val="Paragraphedeliste"/>
-        <w:numPr>
-          <w:ilvl w:val="0"/>
-          <w:numId w:val="2"/>
-        </w:numPr>
-        <w:spacing w:after="80" w:line="290" w:lineRule="auto"/>
-        <w:jc w:val="both"/>
-      </w:pPr>
-      <w:r>
-        <w:rPr>
-          <w:b/>
-          <w:bCs/>
-        </w:rPr>
-        <w:t>Évaluation enrichie</w:t>
-      </w:r>
-      <w:r>
-        <w:t xml:space="preserve"> </w:t>
-      </w:r>
-      <w:r>
-        <w:t>:</w:t>
-      </w:r>
-      <w:r>
-        <w:t xml:space="preserve"> ajouter le F1-macro par catégorie (qui pénalise davantage le déséquilibre de classes), une analyse de la matrice de confusion top-1, et un test sur articles externes (les exemples CNN du notebook constituent un premier pas dans cette direction).</w:t>
-      </w:r>
-    </w:p>
-    <w:p>
-      <w:pPr>
-        <w:pStyle w:val="Titre1"/>
-      </w:pPr>
-      <w:r>
-        <w:t>5. Conclusion</w:t>
+        <w:t>4</w:t>
+      </w:r>
+      <w:r>
+        <w:t>. Conclusion</w:t>
       </w:r>
     </w:p>
     <w:p>
@@ -3547,7 +3029,11 @@
       </w:r>
       <w:proofErr w:type="spellEnd"/>
       <w:r>
-        <w:t xml:space="preserve"> régression logistique TF-IDF mais avec un coût d'inférence environ trois ordres de grandeur supérieur. Le gain principal du LLM n'est donc pas la performance brute mais la flexibilité : extension à de nouvelles catégories sans </w:t>
+        <w:t xml:space="preserve"> </w:t>
+      </w:r>
+      <w:r>
+        <w:lastRenderedPageBreak/>
+        <w:t xml:space="preserve">régression logistique TF-IDF mais avec un coût d'inférence environ trois ordres de grandeur supérieur. Le gain principal du LLM n'est donc pas la performance brute mais la flexibilité : extension à de nouvelles catégories sans </w:t>
       </w:r>
       <w:proofErr w:type="spellStart"/>
       <w:r>
@@ -4292,7 +3778,6 @@
           <w:sz w:val="20"/>
           <w:szCs w:val="20"/>
         </w:rPr>
-        <w:lastRenderedPageBreak/>
         <w:t xml:space="preserve">• Reimers, N. &amp; </w:t>
       </w:r>
       <w:proofErr w:type="spellStart"/>
